--- a/flow/20230914_vu_template/drafts/2024-11-u/02-СБ-Акиндина_Пегасія.docx
+++ b/flow/20230914_vu_template/drafts/2024-11-u/02-СБ-Акиндина_Пегасія.docx
@@ -10095,12 +10095,8 @@
     </w:p>
     <w:p>
       <w:pPr>
-        <w:spacing w:after="120"/>
-        <w:rPr>
-          <w:rFonts w:ascii="Times New Roman" w:hAnsi="Times New Roman"/>
-          <w:sz w:val="24"/>
-          <w:szCs w:val="24"/>
-        </w:rPr>
+        <w:pStyle w:val="Normal"/>
+        <w:spacing w:after="120"/>
       </w:pPr>
       <w:r>
         <w:rPr>
@@ -10108,15 +10104,24 @@
           <w:b/>
           <w:color w:val="000000"/>
           <w:sz w:val="24"/>
-          <w:szCs w:val="24"/>
-        </w:rPr>
-        <w:t>Го</w:t>
-      </w:r>
-      <w:r>
-        <w:rPr>
-          <w:rFonts w:ascii="Times New Roman" w:hAnsi="Times New Roman"/>
-          <w:sz w:val="24"/>
-          <w:szCs w:val="24"/>
+        </w:rPr>
+        <w:t xml:space="preserve">Го́споди, взива́ю я до Те́бе, ви́слухай мене́.* </w:t>
+      </w:r>
+      <w:r>
+        <w:rPr>
+          <w:rFonts w:ascii="Times New Roman" w:hAnsi="Times New Roman"/>
+          <w:b/>
+          <w:color w:val="000000"/>
+          <w:sz w:val="24"/>
+        </w:rPr>
+        <w:t>Ви</w:t>
+      </w:r>
+      <w:r>
+        <w:rPr>
+          <w:rFonts w:ascii="Times New Roman" w:hAnsi="Times New Roman"/>
+          <w:b/>
+          <w:color w:val="000000"/>
+          <w:sz w:val="24"/>
         </w:rPr>
         <w:t>́</w:t>
       </w:r>
@@ -10126,15 +10131,69 @@
           <w:b/>
           <w:color w:val="000000"/>
           <w:sz w:val="24"/>
-          <w:szCs w:val="24"/>
+        </w:rPr>
+        <w:t>слухай мене</w:t>
+      </w:r>
+      <w:r>
+        <w:rPr>
+          <w:rFonts w:ascii="Times New Roman" w:hAnsi="Times New Roman"/>
+          <w:b/>
+          <w:color w:val="000000"/>
+          <w:sz w:val="24"/>
+        </w:rPr>
+        <w:t>́</w:t>
+      </w:r>
+      <w:r>
+        <w:rPr>
+          <w:rFonts w:ascii="Times New Roman" w:hAnsi="Times New Roman"/>
+          <w:b/>
+          <w:color w:val="000000"/>
+          <w:sz w:val="24"/>
+        </w:rPr>
+        <w:t>, Го</w:t>
+      </w:r>
+      <w:r>
+        <w:rPr>
+          <w:rFonts w:ascii="Times New Roman" w:hAnsi="Times New Roman"/>
+          <w:b/>
+          <w:color w:val="000000"/>
+          <w:sz w:val="24"/>
+        </w:rPr>
+        <w:t>́</w:t>
+      </w:r>
+      <w:r>
+        <w:rPr>
+          <w:rFonts w:ascii="Times New Roman" w:hAnsi="Times New Roman"/>
+          <w:b/>
+          <w:color w:val="000000"/>
+          <w:sz w:val="24"/>
+        </w:rPr>
+        <w:t>споди.* Го</w:t>
+      </w:r>
+      <w:r>
+        <w:rPr>
+          <w:rFonts w:ascii="Times New Roman" w:hAnsi="Times New Roman"/>
+          <w:b/>
+          <w:color w:val="000000"/>
+          <w:sz w:val="24"/>
+        </w:rPr>
+        <w:t>́</w:t>
+      </w:r>
+      <w:r>
+        <w:rPr>
+          <w:rFonts w:ascii="Times New Roman" w:hAnsi="Times New Roman"/>
+          <w:b/>
+          <w:color w:val="000000"/>
+          <w:sz w:val="24"/>
         </w:rPr>
         <w:t>споди, взива</w:t>
       </w:r>
       <w:r>
         <w:rPr>
           <w:rFonts w:ascii="Times New Roman" w:hAnsi="Times New Roman"/>
-          <w:sz w:val="24"/>
-          <w:szCs w:val="24"/>
+          <w:b/>
+          <w:color w:val="000000"/>
+          <w:sz w:val="24"/>
         </w:rPr>
         <w:t>́</w:t>
       </w:r>
@@ -10144,15 +10203,15 @@
           <w:b/>
           <w:color w:val="000000"/>
           <w:sz w:val="24"/>
-          <w:szCs w:val="24"/>
         </w:rPr>
         <w:t>ю я до Те</w:t>
       </w:r>
       <w:r>
         <w:rPr>
           <w:rFonts w:ascii="Times New Roman" w:hAnsi="Times New Roman"/>
-          <w:sz w:val="24"/>
-          <w:szCs w:val="24"/>
+          <w:b/>
+          <w:color w:val="000000"/>
+          <w:sz w:val="24"/>
         </w:rPr>
         <w:t>́</w:t>
       </w:r>
@@ -10162,15 +10221,15 @@
           <w:b/>
           <w:color w:val="000000"/>
           <w:sz w:val="24"/>
-          <w:szCs w:val="24"/>
         </w:rPr>
         <w:t>бе, ви</w:t>
       </w:r>
       <w:r>
         <w:rPr>
           <w:rFonts w:ascii="Times New Roman" w:hAnsi="Times New Roman"/>
-          <w:sz w:val="24"/>
-          <w:szCs w:val="24"/>
+          <w:b/>
+          <w:color w:val="000000"/>
+          <w:sz w:val="24"/>
         </w:rPr>
         <w:t>́</w:t>
       </w:r>
@@ -10180,15 +10239,15 @@
           <w:b/>
           <w:color w:val="000000"/>
           <w:sz w:val="24"/>
-          <w:szCs w:val="24"/>
         </w:rPr>
         <w:t>слухай мене</w:t>
       </w:r>
       <w:r>
         <w:rPr>
           <w:rFonts w:ascii="Times New Roman" w:hAnsi="Times New Roman"/>
-          <w:sz w:val="24"/>
-          <w:szCs w:val="24"/>
+          <w:b/>
+          <w:color w:val="000000"/>
+          <w:sz w:val="24"/>
         </w:rPr>
         <w:t>́</w:t>
       </w:r>
@@ -10198,15 +10257,15 @@
           <w:b/>
           <w:color w:val="000000"/>
           <w:sz w:val="24"/>
-          <w:szCs w:val="24"/>
-        </w:rPr>
-        <w:t>.* Ви</w:t>
-      </w:r>
-      <w:r>
-        <w:rPr>
-          <w:rFonts w:ascii="Times New Roman" w:hAnsi="Times New Roman"/>
-          <w:sz w:val="24"/>
-          <w:szCs w:val="24"/>
+        </w:rPr>
+        <w:t>.* Почу</w:t>
+      </w:r>
+      <w:r>
+        <w:rPr>
+          <w:rFonts w:ascii="Times New Roman" w:hAnsi="Times New Roman"/>
+          <w:b/>
+          <w:color w:val="000000"/>
+          <w:sz w:val="24"/>
         </w:rPr>
         <w:t>́</w:t>
       </w:r>
@@ -10216,15 +10275,15 @@
           <w:b/>
           <w:color w:val="000000"/>
           <w:sz w:val="24"/>
-          <w:szCs w:val="24"/>
-        </w:rPr>
-        <w:t>слухай мене, Го</w:t>
-      </w:r>
-      <w:r>
-        <w:rPr>
-          <w:rFonts w:ascii="Times New Roman" w:hAnsi="Times New Roman"/>
-          <w:sz w:val="24"/>
-          <w:szCs w:val="24"/>
+        </w:rPr>
+        <w:t>й го</w:t>
+      </w:r>
+      <w:r>
+        <w:rPr>
+          <w:rFonts w:ascii="Times New Roman" w:hAnsi="Times New Roman"/>
+          <w:b/>
+          <w:color w:val="000000"/>
+          <w:sz w:val="24"/>
         </w:rPr>
         <w:t>́</w:t>
       </w:r>
@@ -10234,15 +10293,15 @@
           <w:b/>
           <w:color w:val="000000"/>
           <w:sz w:val="24"/>
-          <w:szCs w:val="24"/>
-        </w:rPr>
-        <w:t>споди.* Го</w:t>
-      </w:r>
-      <w:r>
-        <w:rPr>
-          <w:rFonts w:ascii="Times New Roman" w:hAnsi="Times New Roman"/>
-          <w:sz w:val="24"/>
-          <w:szCs w:val="24"/>
+        </w:rPr>
+        <w:t>лос молі</w:t>
+      </w:r>
+      <w:r>
+        <w:rPr>
+          <w:rFonts w:ascii="Times New Roman" w:hAnsi="Times New Roman"/>
+          <w:b/>
+          <w:color w:val="000000"/>
+          <w:sz w:val="24"/>
         </w:rPr>
         <w:t>́</w:t>
       </w:r>
@@ -10252,15 +10311,15 @@
           <w:b/>
           <w:color w:val="000000"/>
           <w:sz w:val="24"/>
-          <w:szCs w:val="24"/>
-        </w:rPr>
-        <w:t>споди, взива</w:t>
-      </w:r>
-      <w:r>
-        <w:rPr>
-          <w:rFonts w:ascii="Times New Roman" w:hAnsi="Times New Roman"/>
-          <w:sz w:val="24"/>
-          <w:szCs w:val="24"/>
+        </w:rPr>
+        <w:t>ння мого</w:t>
+      </w:r>
+      <w:r>
+        <w:rPr>
+          <w:rFonts w:ascii="Times New Roman" w:hAnsi="Times New Roman"/>
+          <w:b/>
+          <w:color w:val="000000"/>
+          <w:sz w:val="24"/>
         </w:rPr>
         <w:t>́</w:t>
       </w:r>
@@ -10270,15 +10329,15 @@
           <w:b/>
           <w:color w:val="000000"/>
           <w:sz w:val="24"/>
-          <w:szCs w:val="24"/>
-        </w:rPr>
-        <w:t>ю я до Те</w:t>
-      </w:r>
-      <w:r>
-        <w:rPr>
-          <w:rFonts w:ascii="Times New Roman" w:hAnsi="Times New Roman"/>
-          <w:sz w:val="24"/>
-          <w:szCs w:val="24"/>
+        </w:rPr>
+        <w:t>,* коли</w:t>
+      </w:r>
+      <w:r>
+        <w:rPr>
+          <w:rFonts w:ascii="Times New Roman" w:hAnsi="Times New Roman"/>
+          <w:b/>
+          <w:color w:val="000000"/>
+          <w:sz w:val="24"/>
         </w:rPr>
         <w:t>́</w:t>
       </w:r>
@@ -10288,15 +10347,15 @@
           <w:b/>
           <w:color w:val="000000"/>
           <w:sz w:val="24"/>
-          <w:szCs w:val="24"/>
-        </w:rPr>
-        <w:t>бе, ви</w:t>
-      </w:r>
-      <w:r>
-        <w:rPr>
-          <w:rFonts w:ascii="Times New Roman" w:hAnsi="Times New Roman"/>
-          <w:sz w:val="24"/>
-          <w:szCs w:val="24"/>
+        </w:rPr>
+        <w:t xml:space="preserve"> взива</w:t>
+      </w:r>
+      <w:r>
+        <w:rPr>
+          <w:rFonts w:ascii="Times New Roman" w:hAnsi="Times New Roman"/>
+          <w:b/>
+          <w:color w:val="000000"/>
+          <w:sz w:val="24"/>
         </w:rPr>
         <w:t>́</w:t>
       </w:r>
@@ -10306,15 +10365,51 @@
           <w:b/>
           <w:color w:val="000000"/>
           <w:sz w:val="24"/>
-          <w:szCs w:val="24"/>
+        </w:rPr>
+        <w:t>ю до Те</w:t>
+      </w:r>
+      <w:r>
+        <w:rPr>
+          <w:rFonts w:ascii="Times New Roman" w:hAnsi="Times New Roman"/>
+          <w:b/>
+          <w:color w:val="000000"/>
+          <w:sz w:val="24"/>
+        </w:rPr>
+        <w:t>́</w:t>
+      </w:r>
+      <w:r>
+        <w:rPr>
+          <w:rFonts w:ascii="Times New Roman" w:hAnsi="Times New Roman"/>
+          <w:b/>
+          <w:color w:val="000000"/>
+          <w:sz w:val="24"/>
+        </w:rPr>
+        <w:t>бе.* Ви</w:t>
+      </w:r>
+      <w:r>
+        <w:rPr>
+          <w:rFonts w:ascii="Times New Roman" w:hAnsi="Times New Roman"/>
+          <w:b/>
+          <w:color w:val="000000"/>
+          <w:sz w:val="24"/>
+        </w:rPr>
+        <w:t>́</w:t>
+      </w:r>
+      <w:r>
+        <w:rPr>
+          <w:rFonts w:ascii="Times New Roman" w:hAnsi="Times New Roman"/>
+          <w:b/>
+          <w:color w:val="000000"/>
+          <w:sz w:val="24"/>
         </w:rPr>
         <w:t>слухай мене</w:t>
       </w:r>
       <w:r>
         <w:rPr>
           <w:rFonts w:ascii="Times New Roman" w:hAnsi="Times New Roman"/>
-          <w:sz w:val="24"/>
-          <w:szCs w:val="24"/>
+          <w:b/>
+          <w:color w:val="000000"/>
+          <w:sz w:val="24"/>
         </w:rPr>
         <w:t>́</w:t>
       </w:r>
@@ -10324,15 +10419,15 @@
           <w:b/>
           <w:color w:val="000000"/>
           <w:sz w:val="24"/>
-          <w:szCs w:val="24"/>
-        </w:rPr>
-        <w:t>.* Почу</w:t>
-      </w:r>
-      <w:r>
-        <w:rPr>
-          <w:rFonts w:ascii="Times New Roman" w:hAnsi="Times New Roman"/>
-          <w:sz w:val="24"/>
-          <w:szCs w:val="24"/>
+        </w:rPr>
+        <w:t>, Го</w:t>
+      </w:r>
+      <w:r>
+        <w:rPr>
+          <w:rFonts w:ascii="Times New Roman" w:hAnsi="Times New Roman"/>
+          <w:b/>
+          <w:color w:val="000000"/>
+          <w:sz w:val="24"/>
         </w:rPr>
         <w:t>́</w:t>
       </w:r>
@@ -10342,15 +10437,30 @@
           <w:b/>
           <w:color w:val="000000"/>
           <w:sz w:val="24"/>
-          <w:szCs w:val="24"/>
-        </w:rPr>
-        <w:t>й го</w:t>
-      </w:r>
-      <w:r>
-        <w:rPr>
-          <w:rFonts w:ascii="Times New Roman" w:hAnsi="Times New Roman"/>
-          <w:sz w:val="24"/>
-          <w:szCs w:val="24"/>
+        </w:rPr>
+        <w:t>споди.</w:t>
+      </w:r>
+    </w:p>
+    <w:p>
+      <w:pPr>
+        <w:pStyle w:val="Normal"/>
+        <w:spacing w:after="120"/>
+      </w:pPr>
+      <w:r>
+        <w:rPr>
+          <w:rFonts w:ascii="Times New Roman" w:hAnsi="Times New Roman"/>
+          <w:b/>
+          <w:color w:val="000000"/>
+          <w:sz w:val="24"/>
+        </w:rPr>
+        <w:t>Неха</w:t>
+      </w:r>
+      <w:r>
+        <w:rPr>
+          <w:rFonts w:ascii="Times New Roman" w:hAnsi="Times New Roman"/>
+          <w:b/>
+          <w:color w:val="000000"/>
+          <w:sz w:val="24"/>
         </w:rPr>
         <w:t>́</w:t>
       </w:r>
@@ -10360,15 +10470,15 @@
           <w:b/>
           <w:color w:val="000000"/>
           <w:sz w:val="24"/>
-          <w:szCs w:val="24"/>
-        </w:rPr>
-        <w:t>лос молі</w:t>
-      </w:r>
-      <w:r>
-        <w:rPr>
-          <w:rFonts w:ascii="Times New Roman" w:hAnsi="Times New Roman"/>
-          <w:sz w:val="24"/>
-          <w:szCs w:val="24"/>
+        </w:rPr>
+        <w:t>й піднесе</w:t>
+      </w:r>
+      <w:r>
+        <w:rPr>
+          <w:rFonts w:ascii="Times New Roman" w:hAnsi="Times New Roman"/>
+          <w:b/>
+          <w:color w:val="000000"/>
+          <w:sz w:val="24"/>
         </w:rPr>
         <w:t>́</w:t>
       </w:r>
@@ -10378,15 +10488,15 @@
           <w:b/>
           <w:color w:val="000000"/>
           <w:sz w:val="24"/>
-          <w:szCs w:val="24"/>
-        </w:rPr>
-        <w:t>ння мого</w:t>
-      </w:r>
-      <w:r>
-        <w:rPr>
-          <w:rFonts w:ascii="Times New Roman" w:hAnsi="Times New Roman"/>
-          <w:sz w:val="24"/>
-          <w:szCs w:val="24"/>
+        </w:rPr>
+        <w:t>ться моли</w:t>
+      </w:r>
+      <w:r>
+        <w:rPr>
+          <w:rFonts w:ascii="Times New Roman" w:hAnsi="Times New Roman"/>
+          <w:b/>
+          <w:color w:val="000000"/>
+          <w:sz w:val="24"/>
         </w:rPr>
         <w:t>́</w:t>
       </w:r>
@@ -10396,15 +10506,15 @@
           <w:b/>
           <w:color w:val="000000"/>
           <w:sz w:val="24"/>
-          <w:szCs w:val="24"/>
-        </w:rPr>
-        <w:t>,* коли</w:t>
-      </w:r>
-      <w:r>
-        <w:rPr>
-          <w:rFonts w:ascii="Times New Roman" w:hAnsi="Times New Roman"/>
-          <w:sz w:val="24"/>
-          <w:szCs w:val="24"/>
+        </w:rPr>
+        <w:t>тва моя</w:t>
+      </w:r>
+      <w:r>
+        <w:rPr>
+          <w:rFonts w:ascii="Times New Roman" w:hAnsi="Times New Roman"/>
+          <w:b/>
+          <w:color w:val="000000"/>
+          <w:sz w:val="24"/>
         </w:rPr>
         <w:t>́</w:t>
       </w:r>
@@ -10414,15 +10524,15 @@
           <w:b/>
           <w:color w:val="000000"/>
           <w:sz w:val="24"/>
-          <w:szCs w:val="24"/>
-        </w:rPr>
-        <w:t xml:space="preserve"> взива</w:t>
-      </w:r>
-      <w:r>
-        <w:rPr>
-          <w:rFonts w:ascii="Times New Roman" w:hAnsi="Times New Roman"/>
-          <w:sz w:val="24"/>
-          <w:szCs w:val="24"/>
+        </w:rPr>
+        <w:t>,* мов кади</w:t>
+      </w:r>
+      <w:r>
+        <w:rPr>
+          <w:rFonts w:ascii="Times New Roman" w:hAnsi="Times New Roman"/>
+          <w:b/>
+          <w:color w:val="000000"/>
+          <w:sz w:val="24"/>
         </w:rPr>
         <w:t>́</w:t>
       </w:r>
@@ -10432,15 +10542,15 @@
           <w:b/>
           <w:color w:val="000000"/>
           <w:sz w:val="24"/>
-          <w:szCs w:val="24"/>
-        </w:rPr>
-        <w:t>ю до Те</w:t>
-      </w:r>
-      <w:r>
-        <w:rPr>
-          <w:rFonts w:ascii="Times New Roman" w:hAnsi="Times New Roman"/>
-          <w:sz w:val="24"/>
-          <w:szCs w:val="24"/>
+        </w:rPr>
+        <w:t>ло пе</w:t>
+      </w:r>
+      <w:r>
+        <w:rPr>
+          <w:rFonts w:ascii="Times New Roman" w:hAnsi="Times New Roman"/>
+          <w:b/>
+          <w:color w:val="000000"/>
+          <w:sz w:val="24"/>
         </w:rPr>
         <w:t>́</w:t>
       </w:r>
@@ -10450,15 +10560,15 @@
           <w:b/>
           <w:color w:val="000000"/>
           <w:sz w:val="24"/>
-          <w:szCs w:val="24"/>
-        </w:rPr>
-        <w:t>бе.* Ви</w:t>
-      </w:r>
-      <w:r>
-        <w:rPr>
-          <w:rFonts w:ascii="Times New Roman" w:hAnsi="Times New Roman"/>
-          <w:sz w:val="24"/>
-          <w:szCs w:val="24"/>
+        </w:rPr>
+        <w:t>ред Тобо</w:t>
+      </w:r>
+      <w:r>
+        <w:rPr>
+          <w:rFonts w:ascii="Times New Roman" w:hAnsi="Times New Roman"/>
+          <w:b/>
+          <w:color w:val="000000"/>
+          <w:sz w:val="24"/>
         </w:rPr>
         <w:t>́</w:t>
       </w:r>
@@ -10468,15 +10578,114 @@
           <w:b/>
           <w:color w:val="000000"/>
           <w:sz w:val="24"/>
-          <w:szCs w:val="24"/>
+        </w:rPr>
+        <w:t>ю;* підно</w:t>
+      </w:r>
+      <w:r>
+        <w:rPr>
+          <w:rFonts w:ascii="Times New Roman" w:hAnsi="Times New Roman"/>
+          <w:b/>
+          <w:color w:val="000000"/>
+          <w:sz w:val="24"/>
+        </w:rPr>
+        <w:t>́</w:t>
+      </w:r>
+      <w:r>
+        <w:rPr>
+          <w:rFonts w:ascii="Times New Roman" w:hAnsi="Times New Roman"/>
+          <w:b/>
+          <w:color w:val="000000"/>
+          <w:sz w:val="24"/>
+        </w:rPr>
+        <w:t>шення рук мої</w:t>
+      </w:r>
+      <w:r>
+        <w:rPr>
+          <w:rFonts w:ascii="Times New Roman" w:hAnsi="Times New Roman"/>
+          <w:b/>
+          <w:color w:val="000000"/>
+          <w:sz w:val="24"/>
+        </w:rPr>
+        <w:t>́</w:t>
+      </w:r>
+      <w:r>
+        <w:rPr>
+          <w:rFonts w:ascii="Times New Roman" w:hAnsi="Times New Roman"/>
+          <w:b/>
+          <w:color w:val="000000"/>
+          <w:sz w:val="24"/>
+        </w:rPr>
+        <w:t>х,* як же</w:t>
+      </w:r>
+      <w:r>
+        <w:rPr>
+          <w:rFonts w:ascii="Times New Roman" w:hAnsi="Times New Roman"/>
+          <w:b/>
+          <w:color w:val="000000"/>
+          <w:sz w:val="24"/>
+        </w:rPr>
+        <w:t>́</w:t>
+      </w:r>
+      <w:r>
+        <w:rPr>
+          <w:rFonts w:ascii="Times New Roman" w:hAnsi="Times New Roman"/>
+          <w:b/>
+          <w:color w:val="000000"/>
+          <w:sz w:val="24"/>
+        </w:rPr>
+        <w:t>ртва вечі</w:t>
+      </w:r>
+      <w:r>
+        <w:rPr>
+          <w:rFonts w:ascii="Times New Roman" w:hAnsi="Times New Roman"/>
+          <w:b/>
+          <w:color w:val="000000"/>
+          <w:sz w:val="24"/>
+        </w:rPr>
+        <w:t>́</w:t>
+      </w:r>
+      <w:r>
+        <w:rPr>
+          <w:rFonts w:ascii="Times New Roman" w:hAnsi="Times New Roman"/>
+          <w:b/>
+          <w:color w:val="000000"/>
+          <w:sz w:val="24"/>
+        </w:rPr>
+        <w:t xml:space="preserve">рня.* </w:t>
+      </w:r>
+      <w:r>
+        <w:rPr>
+          <w:rFonts w:ascii="Times New Roman" w:hAnsi="Times New Roman"/>
+          <w:b/>
+          <w:color w:val="000000"/>
+          <w:sz w:val="24"/>
+        </w:rPr>
+        <w:t>Ви</w:t>
+      </w:r>
+      <w:r>
+        <w:rPr>
+          <w:rFonts w:ascii="Times New Roman" w:hAnsi="Times New Roman"/>
+          <w:b/>
+          <w:color w:val="000000"/>
+          <w:sz w:val="24"/>
+        </w:rPr>
+        <w:t>́</w:t>
+      </w:r>
+      <w:r>
+        <w:rPr>
+          <w:rFonts w:ascii="Times New Roman" w:hAnsi="Times New Roman"/>
+          <w:b/>
+          <w:color w:val="000000"/>
+          <w:sz w:val="24"/>
         </w:rPr>
         <w:t>слухай мене</w:t>
       </w:r>
       <w:r>
         <w:rPr>
           <w:rFonts w:ascii="Times New Roman" w:hAnsi="Times New Roman"/>
-          <w:sz w:val="24"/>
-          <w:szCs w:val="24"/>
+          <w:b/>
+          <w:color w:val="000000"/>
+          <w:sz w:val="24"/>
         </w:rPr>
         <w:t>́</w:t>
       </w:r>
@@ -10486,15 +10695,15 @@
           <w:b/>
           <w:color w:val="000000"/>
           <w:sz w:val="24"/>
-          <w:szCs w:val="24"/>
         </w:rPr>
         <w:t>, Го</w:t>
       </w:r>
       <w:r>
         <w:rPr>
           <w:rFonts w:ascii="Times New Roman" w:hAnsi="Times New Roman"/>
-          <w:sz w:val="24"/>
-          <w:szCs w:val="24"/>
+          <w:b/>
+          <w:color w:val="000000"/>
+          <w:sz w:val="24"/>
         </w:rPr>
         <w:t>́</w:t>
       </w:r>
@@ -10504,279 +10713,6 @@
           <w:b/>
           <w:color w:val="000000"/>
           <w:sz w:val="24"/>
-          <w:szCs w:val="24"/>
-        </w:rPr>
-        <w:t>споди.</w:t>
-      </w:r>
-    </w:p>
-    <w:p>
-      <w:pPr>
-        <w:spacing w:after="120"/>
-        <w:rPr>
-          <w:rFonts w:ascii="Times New Roman" w:hAnsi="Times New Roman"/>
-          <w:sz w:val="24"/>
-          <w:szCs w:val="24"/>
-        </w:rPr>
-      </w:pPr>
-      <w:r>
-        <w:rPr>
-          <w:rFonts w:ascii="Times New Roman" w:hAnsi="Times New Roman"/>
-          <w:b/>
-          <w:color w:val="000000"/>
-          <w:sz w:val="24"/>
-          <w:szCs w:val="24"/>
-        </w:rPr>
-        <w:t>Неха</w:t>
-      </w:r>
-      <w:r>
-        <w:rPr>
-          <w:rFonts w:ascii="Times New Roman" w:hAnsi="Times New Roman"/>
-          <w:sz w:val="24"/>
-          <w:szCs w:val="24"/>
-        </w:rPr>
-        <w:t>́</w:t>
-      </w:r>
-      <w:r>
-        <w:rPr>
-          <w:rFonts w:ascii="Times New Roman" w:hAnsi="Times New Roman"/>
-          <w:b/>
-          <w:color w:val="000000"/>
-          <w:sz w:val="24"/>
-          <w:szCs w:val="24"/>
-        </w:rPr>
-        <w:t>й піднесе</w:t>
-      </w:r>
-      <w:r>
-        <w:rPr>
-          <w:rFonts w:ascii="Times New Roman" w:hAnsi="Times New Roman"/>
-          <w:sz w:val="24"/>
-          <w:szCs w:val="24"/>
-        </w:rPr>
-        <w:t>́</w:t>
-      </w:r>
-      <w:r>
-        <w:rPr>
-          <w:rFonts w:ascii="Times New Roman" w:hAnsi="Times New Roman"/>
-          <w:b/>
-          <w:color w:val="000000"/>
-          <w:sz w:val="24"/>
-          <w:szCs w:val="24"/>
-        </w:rPr>
-        <w:t>ться моли</w:t>
-      </w:r>
-      <w:r>
-        <w:rPr>
-          <w:rFonts w:ascii="Times New Roman" w:hAnsi="Times New Roman"/>
-          <w:sz w:val="24"/>
-          <w:szCs w:val="24"/>
-        </w:rPr>
-        <w:t>́</w:t>
-      </w:r>
-      <w:r>
-        <w:rPr>
-          <w:rFonts w:ascii="Times New Roman" w:hAnsi="Times New Roman"/>
-          <w:b/>
-          <w:color w:val="000000"/>
-          <w:sz w:val="24"/>
-          <w:szCs w:val="24"/>
-        </w:rPr>
-        <w:t>тва моя</w:t>
-      </w:r>
-      <w:r>
-        <w:rPr>
-          <w:rFonts w:ascii="Times New Roman" w:hAnsi="Times New Roman"/>
-          <w:sz w:val="24"/>
-          <w:szCs w:val="24"/>
-        </w:rPr>
-        <w:t>́</w:t>
-      </w:r>
-      <w:r>
-        <w:rPr>
-          <w:rFonts w:ascii="Times New Roman" w:hAnsi="Times New Roman"/>
-          <w:b/>
-          <w:color w:val="000000"/>
-          <w:sz w:val="24"/>
-          <w:szCs w:val="24"/>
-        </w:rPr>
-        <w:t>,* мов кади</w:t>
-      </w:r>
-      <w:r>
-        <w:rPr>
-          <w:rFonts w:ascii="Times New Roman" w:hAnsi="Times New Roman"/>
-          <w:sz w:val="24"/>
-          <w:szCs w:val="24"/>
-        </w:rPr>
-        <w:t>́</w:t>
-      </w:r>
-      <w:r>
-        <w:rPr>
-          <w:rFonts w:ascii="Times New Roman" w:hAnsi="Times New Roman"/>
-          <w:b/>
-          <w:color w:val="000000"/>
-          <w:sz w:val="24"/>
-          <w:szCs w:val="24"/>
-        </w:rPr>
-        <w:t>ло пе</w:t>
-      </w:r>
-      <w:r>
-        <w:rPr>
-          <w:rFonts w:ascii="Times New Roman" w:hAnsi="Times New Roman"/>
-          <w:sz w:val="24"/>
-          <w:szCs w:val="24"/>
-        </w:rPr>
-        <w:t>́</w:t>
-      </w:r>
-      <w:r>
-        <w:rPr>
-          <w:rFonts w:ascii="Times New Roman" w:hAnsi="Times New Roman"/>
-          <w:b/>
-          <w:color w:val="000000"/>
-          <w:sz w:val="24"/>
-          <w:szCs w:val="24"/>
-        </w:rPr>
-        <w:t>ред Тобо</w:t>
-      </w:r>
-      <w:r>
-        <w:rPr>
-          <w:rFonts w:ascii="Times New Roman" w:hAnsi="Times New Roman"/>
-          <w:sz w:val="24"/>
-          <w:szCs w:val="24"/>
-        </w:rPr>
-        <w:t>́</w:t>
-      </w:r>
-      <w:r>
-        <w:rPr>
-          <w:rFonts w:ascii="Times New Roman" w:hAnsi="Times New Roman"/>
-          <w:b/>
-          <w:color w:val="000000"/>
-          <w:sz w:val="24"/>
-          <w:szCs w:val="24"/>
-        </w:rPr>
-        <w:t>ю;* підно</w:t>
-      </w:r>
-      <w:r>
-        <w:rPr>
-          <w:rFonts w:ascii="Times New Roman" w:hAnsi="Times New Roman"/>
-          <w:sz w:val="24"/>
-          <w:szCs w:val="24"/>
-        </w:rPr>
-        <w:t>́</w:t>
-      </w:r>
-      <w:r>
-        <w:rPr>
-          <w:rFonts w:ascii="Times New Roman" w:hAnsi="Times New Roman"/>
-          <w:b/>
-          <w:color w:val="000000"/>
-          <w:sz w:val="24"/>
-          <w:szCs w:val="24"/>
-        </w:rPr>
-        <w:t>шення рук мої</w:t>
-      </w:r>
-      <w:r>
-        <w:rPr>
-          <w:rFonts w:ascii="Times New Roman" w:hAnsi="Times New Roman"/>
-          <w:sz w:val="24"/>
-          <w:szCs w:val="24"/>
-        </w:rPr>
-        <w:t>́</w:t>
-      </w:r>
-      <w:r>
-        <w:rPr>
-          <w:rFonts w:ascii="Times New Roman" w:hAnsi="Times New Roman"/>
-          <w:b/>
-          <w:color w:val="000000"/>
-          <w:sz w:val="24"/>
-          <w:szCs w:val="24"/>
-        </w:rPr>
-        <w:t>х,* як же</w:t>
-      </w:r>
-      <w:r>
-        <w:rPr>
-          <w:rFonts w:ascii="Times New Roman" w:hAnsi="Times New Roman"/>
-          <w:sz w:val="24"/>
-          <w:szCs w:val="24"/>
-        </w:rPr>
-        <w:t>́</w:t>
-      </w:r>
-      <w:r>
-        <w:rPr>
-          <w:rFonts w:ascii="Times New Roman" w:hAnsi="Times New Roman"/>
-          <w:b/>
-          <w:color w:val="000000"/>
-          <w:sz w:val="24"/>
-          <w:szCs w:val="24"/>
-        </w:rPr>
-        <w:t>ртва вечі</w:t>
-      </w:r>
-      <w:r>
-        <w:rPr>
-          <w:rFonts w:ascii="Times New Roman" w:hAnsi="Times New Roman"/>
-          <w:sz w:val="24"/>
-          <w:szCs w:val="24"/>
-        </w:rPr>
-        <w:t>́</w:t>
-      </w:r>
-      <w:r>
-        <w:rPr>
-          <w:rFonts w:ascii="Times New Roman" w:hAnsi="Times New Roman"/>
-          <w:b/>
-          <w:color w:val="000000"/>
-          <w:sz w:val="24"/>
-          <w:szCs w:val="24"/>
-        </w:rPr>
-        <w:t>рня.* Ви</w:t>
-      </w:r>
-      <w:r>
-        <w:rPr>
-          <w:rFonts w:ascii="Times New Roman" w:hAnsi="Times New Roman"/>
-          <w:sz w:val="24"/>
-          <w:szCs w:val="24"/>
-        </w:rPr>
-        <w:t>́</w:t>
-      </w:r>
-      <w:r>
-        <w:rPr>
-          <w:rFonts w:ascii="Times New Roman" w:hAnsi="Times New Roman"/>
-          <w:b/>
-          <w:color w:val="000000"/>
-          <w:sz w:val="24"/>
-          <w:szCs w:val="24"/>
-        </w:rPr>
-        <w:t>слухай мене</w:t>
-      </w:r>
-      <w:r>
-        <w:rPr>
-          <w:rFonts w:ascii="Times New Roman" w:hAnsi="Times New Roman"/>
-          <w:sz w:val="24"/>
-          <w:szCs w:val="24"/>
-        </w:rPr>
-        <w:t>́</w:t>
-      </w:r>
-      <w:r>
-        <w:rPr>
-          <w:rFonts w:ascii="Times New Roman" w:hAnsi="Times New Roman"/>
-          <w:b/>
-          <w:color w:val="000000"/>
-          <w:sz w:val="24"/>
-          <w:szCs w:val="24"/>
-        </w:rPr>
-        <w:t>, Го</w:t>
-      </w:r>
-      <w:r>
-        <w:rPr>
-          <w:rFonts w:ascii="Times New Roman" w:hAnsi="Times New Roman"/>
-          <w:sz w:val="24"/>
-          <w:szCs w:val="24"/>
-        </w:rPr>
-        <w:t>́</w:t>
-      </w:r>
-      <w:r>
-        <w:rPr>
-          <w:rFonts w:ascii="Times New Roman" w:hAnsi="Times New Roman"/>
-          <w:b/>
-          <w:color w:val="000000"/>
-          <w:sz w:val="24"/>
-          <w:szCs w:val="24"/>
         </w:rPr>
         <w:t>споди.</w:t>
       </w:r>

--- a/flow/20230914_vu_template/drafts/2024-11-u/02-СБ-Акиндина_Пегасія.docx
+++ b/flow/20230914_vu_template/drafts/2024-11-u/02-СБ-Акиндина_Пегасія.docx
@@ -1856,9 +1856,8 @@
         <w:rPr>
           <w:rFonts w:ascii="Times New Roman" w:hAnsi="Times New Roman"/>
           <w:i/>
-          <w:color w:val="FF0000"/>
-          <w:sz w:val="24"/>
-          <w:szCs w:val="24"/>
+          <w:color w:val="FF4400"/>
+          <w:sz w:val="24"/>
         </w:rPr>
         <w:t>Священник:</w:t>
       </w:r>
@@ -1866,17 +1865,8 @@
         <w:rPr>
           <w:rFonts w:ascii="Times New Roman" w:hAnsi="Times New Roman"/>
           <w:sz w:val="24"/>
-          <w:szCs w:val="24"/>
-        </w:rPr>
-        <w:t xml:space="preserve"> Бо Твоє є царство, і сила, і слава, Отця, і Сина, і Святого Духа, нині, і повсякчас, і на віки віків</w:t>
-      </w:r>
-      <w:r>
-        <w:rPr>
-          <w:rFonts w:ascii="Times New Roman" w:hAnsi="Times New Roman"/>
-          <w:sz w:val="24"/>
-          <w:szCs w:val="24"/>
-        </w:rPr>
-        <w:t>.</w:t>
+        </w:rPr>
+        <w:t xml:space="preserve"> Бо Твоє є царство, і сила, і слава, Отця, і Сина, і Святого Духа, нині, і повсякчас, і на віки віків.</w:t>
       </w:r>
     </w:p>
     <w:p>
@@ -9982,7 +9972,6 @@
           <w:i/>
           <w:color w:val="FF4400"/>
           <w:sz w:val="24"/>
-          <w:szCs w:val="24"/>
         </w:rPr>
         <w:t>Священник:</w:t>
       </w:r>
@@ -9990,7 +9979,6 @@
         <w:rPr>
           <w:rFonts w:ascii="Times New Roman" w:hAnsi="Times New Roman"/>
           <w:sz w:val="24"/>
-          <w:szCs w:val="24"/>
         </w:rPr>
         <w:t xml:space="preserve"> Бо Тобі належить усяка слава, честь і поклоніння, Отцю, і Сину, і Святому Духові, нині, і повсякчас, і на віки віків.</w:t>
       </w:r>
@@ -19808,9 +19796,8 @@
         <w:rPr>
           <w:rFonts w:ascii="Times New Roman" w:hAnsi="Times New Roman"/>
           <w:i/>
-          <w:color w:val="FF0000"/>
-          <w:sz w:val="24"/>
-          <w:szCs w:val="24"/>
+          <w:color w:val="FF4400"/>
+          <w:sz w:val="24"/>
         </w:rPr>
         <w:t>Священник:</w:t>
       </w:r>
@@ -19818,7 +19805,6 @@
         <w:rPr>
           <w:rFonts w:ascii="Times New Roman" w:hAnsi="Times New Roman"/>
           <w:sz w:val="24"/>
-          <w:szCs w:val="24"/>
         </w:rPr>
         <w:t xml:space="preserve"> Бо Твоє є царство, і сила, і слава, Отця, і Сина, і Святого Духа, нині, і повсякчас, і на віки віків.</w:t>
       </w:r>
@@ -20350,17 +20336,15 @@
           <w:i/>
           <w:color w:val="FF4400"/>
           <w:sz w:val="24"/>
-          <w:szCs w:val="24"/>
-        </w:rPr>
-        <w:t xml:space="preserve">Священник: </w:t>
-      </w:r>
-      <w:r>
-        <w:rPr>
-          <w:rFonts w:ascii="Times New Roman" w:hAnsi="Times New Roman"/>
-          <w:sz w:val="24"/>
-          <w:szCs w:val="24"/>
-        </w:rPr>
-        <w:t>Бо милостивий і людинолюбний Бог єси, і Тобі славу возсилаємо, Отцю, і Сину, і Святому Духові, нині, і повсякчас, і на віки віків.</w:t>
+        </w:rPr>
+        <w:t>Священник:</w:t>
+      </w:r>
+      <w:r>
+        <w:rPr>
+          <w:rFonts w:ascii="Times New Roman" w:hAnsi="Times New Roman"/>
+          <w:sz w:val="24"/>
+        </w:rPr>
+        <w:t xml:space="preserve"> Бо милостивий і людинолюбний Бог єси, і Тобі славу возсилаємо, Отцю, і Сину, і Святому Духові, нині, і повсякчас, і на віки віків.</w:t>
       </w:r>
     </w:p>
     <w:p>
@@ -20481,20 +20465,76 @@
         <w:rPr>
           <w:rFonts w:ascii="Times New Roman" w:hAnsi="Times New Roman"/>
           <w:i/>
+          <w:color w:val="FF4400"/>
+          <w:sz w:val="24"/>
+        </w:rPr>
+        <w:t>Священник:</w:t>
+      </w:r>
+      <w:r>
+        <w:rPr>
+          <w:rFonts w:ascii="Times New Roman" w:hAnsi="Times New Roman"/>
+          <w:sz w:val="24"/>
+        </w:rPr>
+        <w:t xml:space="preserve"> Благослове́нний Христо́с Бог наш, за́вжди, ни́ні, і повсякча́с, і на ві́ки вікі́в.</w:t>
+      </w:r>
+    </w:p>
+    <w:p>
+      <w:pPr>
+        <w:pStyle w:val="Normal"/>
+        <w:spacing w:after="120"/>
+      </w:pPr>
+      <w:r>
+        <w:rPr>
+          <w:rFonts w:ascii="Times New Roman" w:hAnsi="Times New Roman"/>
+          <w:i/>
           <w:color w:val="FF0000"/>
           <w:sz w:val="24"/>
         </w:rPr>
-        <w:t>Священ</w:t>
-      </w:r>
-      <w:r>
-        <w:rPr>
-          <w:rFonts w:ascii="Times New Roman" w:hAnsi="Times New Roman"/>
-          <w:i/>
+        <w:t>Вірні:</w:t>
+      </w:r>
+      <w:r>
+        <w:rPr>
+          <w:rFonts w:ascii="Times New Roman" w:hAnsi="Times New Roman"/>
           <w:color w:val="FF0000"/>
           <w:sz w:val="24"/>
         </w:rPr>
-        <w:t>н</w:t>
-      </w:r>
+        <w:t xml:space="preserve"> </w:t>
+      </w:r>
+      <w:r>
+        <w:rPr>
+          <w:rFonts w:ascii="Times New Roman" w:hAnsi="Times New Roman"/>
+          <w:sz w:val="24"/>
+        </w:rPr>
+        <w:t>Амі́нь. Утверди́, Бо́же, святу́ правосла́вну ві́ру на ві́ки вікі́в.</w:t>
+      </w:r>
+    </w:p>
+    <w:p>
+      <w:pPr>
+        <w:pStyle w:val="Normal"/>
+        <w:spacing w:after="120"/>
+      </w:pPr>
+      <w:r>
+        <w:rPr>
+          <w:rFonts w:ascii="Times New Roman" w:hAnsi="Times New Roman"/>
+          <w:i/>
+          <w:color w:val="FF4400"/>
+          <w:sz w:val="24"/>
+        </w:rPr>
+        <w:t>Священник:</w:t>
+      </w:r>
+      <w:r>
+        <w:rPr>
+          <w:rFonts w:ascii="Times New Roman" w:hAnsi="Times New Roman"/>
+          <w:sz w:val="24"/>
+        </w:rPr>
+        <w:t xml:space="preserve"> Пресвята́ Богоро́дице, спаси́ нас.</w:t>
+      </w:r>
+    </w:p>
+    <w:p>
+      <w:pPr>
+        <w:pStyle w:val="Normal"/>
+        <w:spacing w:after="120"/>
+      </w:pPr>
       <w:r>
         <w:rPr>
           <w:rFonts w:ascii="Times New Roman" w:hAnsi="Times New Roman"/>
@@ -20502,7 +20542,7 @@
           <w:color w:val="FF0000"/>
           <w:sz w:val="24"/>
         </w:rPr>
-        <w:t>ик:</w:t>
+        <w:t>Вірні:</w:t>
       </w:r>
       <w:r>
         <w:rPr>
@@ -20517,7 +20557,7 @@
           <w:rFonts w:ascii="Times New Roman" w:hAnsi="Times New Roman"/>
           <w:sz w:val="24"/>
         </w:rPr>
-        <w:t>Благослове́нний Христо́с Бог наш, за́вжди, ни́ні, і повсякча́с, і на ві́ки вікі́в.</w:t>
+        <w:t>Чесні́шу від херуви́мів* і незрівня́нно славні́шу від серафи́мів,* що без зотлі́ння Бо́га Сло́во породи́ла,* су́щу Богоро́дицю, тебе́ велича́ємо.</w:t>
       </w:r>
     </w:p>
     <w:p>
@@ -20529,6 +20569,28 @@
         <w:rPr>
           <w:rFonts w:ascii="Times New Roman" w:hAnsi="Times New Roman"/>
           <w:i/>
+          <w:color w:val="FF4400"/>
+          <w:sz w:val="24"/>
+        </w:rPr>
+        <w:t>Священник:</w:t>
+      </w:r>
+      <w:r>
+        <w:rPr>
+          <w:rFonts w:ascii="Times New Roman" w:hAnsi="Times New Roman"/>
+          <w:sz w:val="24"/>
+        </w:rPr>
+        <w:t xml:space="preserve"> Сла́ва Тобі́, Хри́сте Бо́же, упова́ння на́ше, сла́ва Тобі́!</w:t>
+      </w:r>
+    </w:p>
+    <w:p>
+      <w:pPr>
+        <w:pStyle w:val="Normal"/>
+        <w:spacing w:after="120"/>
+      </w:pPr>
+      <w:r>
+        <w:rPr>
+          <w:rFonts w:ascii="Times New Roman" w:hAnsi="Times New Roman"/>
+          <w:i/>
           <w:color w:val="FF0000"/>
           <w:sz w:val="24"/>
         </w:rPr>
@@ -20547,14 +20609,8 @@
           <w:rFonts w:ascii="Times New Roman" w:hAnsi="Times New Roman"/>
           <w:sz w:val="24"/>
         </w:rPr>
-        <w:t>Амі́нь. Утверди́, Бо́же, святу́ правосла́вну ві́ру на ві́ки вікі́в.</w:t>
-      </w:r>
-    </w:p>
-    <w:p>
-      <w:pPr>
-        <w:pStyle w:val="Normal"/>
-        <w:spacing w:after="120"/>
-      </w:pPr>
+        <w:t xml:space="preserve">Сла́ва Отцю́, і Си́ну, і Свято́му Ду́хові, і ни́ні, і повсякча́с, і на ві́ки вікі́в. Амі́нь. Го́споди, поми́луй. </w:t>
+      </w:r>
       <w:r>
         <w:rPr>
           <w:rFonts w:ascii="Times New Roman" w:hAnsi="Times New Roman"/>
@@ -20562,156 +20618,6 @@
           <w:color w:val="FF0000"/>
           <w:sz w:val="24"/>
         </w:rPr>
-        <w:t>Священ</w:t>
-      </w:r>
-      <w:r>
-        <w:rPr>
-          <w:rFonts w:ascii="Times New Roman" w:hAnsi="Times New Roman"/>
-          <w:i/>
-          <w:color w:val="FF0000"/>
-          <w:sz w:val="24"/>
-        </w:rPr>
-        <w:t>н</w:t>
-      </w:r>
-      <w:r>
-        <w:rPr>
-          <w:rFonts w:ascii="Times New Roman" w:hAnsi="Times New Roman"/>
-          <w:i/>
-          <w:color w:val="FF0000"/>
-          <w:sz w:val="24"/>
-        </w:rPr>
-        <w:t>ик:</w:t>
-      </w:r>
-      <w:r>
-        <w:rPr>
-          <w:rFonts w:ascii="Times New Roman" w:hAnsi="Times New Roman"/>
-          <w:color w:val="FF0000"/>
-          <w:sz w:val="24"/>
-        </w:rPr>
-        <w:t xml:space="preserve"> </w:t>
-      </w:r>
-      <w:r>
-        <w:rPr>
-          <w:rFonts w:ascii="Times New Roman" w:hAnsi="Times New Roman"/>
-          <w:sz w:val="24"/>
-        </w:rPr>
-        <w:t>Пресвята́ Богоро́дице, спаси́ нас.</w:t>
-      </w:r>
-    </w:p>
-    <w:p>
-      <w:pPr>
-        <w:pStyle w:val="Normal"/>
-        <w:spacing w:after="120"/>
-      </w:pPr>
-      <w:r>
-        <w:rPr>
-          <w:rFonts w:ascii="Times New Roman" w:hAnsi="Times New Roman"/>
-          <w:i/>
-          <w:color w:val="FF0000"/>
-          <w:sz w:val="24"/>
-        </w:rPr>
-        <w:t>Вірні:</w:t>
-      </w:r>
-      <w:r>
-        <w:rPr>
-          <w:rFonts w:ascii="Times New Roman" w:hAnsi="Times New Roman"/>
-          <w:color w:val="FF0000"/>
-          <w:sz w:val="24"/>
-        </w:rPr>
-        <w:t xml:space="preserve"> </w:t>
-      </w:r>
-      <w:r>
-        <w:rPr>
-          <w:rFonts w:ascii="Times New Roman" w:hAnsi="Times New Roman"/>
-          <w:sz w:val="24"/>
-        </w:rPr>
-        <w:t>Чесні́шу від херуви́мів* і незрівня́нно славні́шу від серафи́мів,* що без зотлі́ння Бо́га Сло́во породи́ла,* су́щу Богоро́дицю, тебе́ велича́ємо.</w:t>
-      </w:r>
-    </w:p>
-    <w:p>
-      <w:pPr>
-        <w:pStyle w:val="Normal"/>
-        <w:spacing w:after="120"/>
-      </w:pPr>
-      <w:r>
-        <w:rPr>
-          <w:rFonts w:ascii="Times New Roman" w:hAnsi="Times New Roman"/>
-          <w:i/>
-          <w:color w:val="FF0000"/>
-          <w:sz w:val="24"/>
-        </w:rPr>
-        <w:t>Священ</w:t>
-      </w:r>
-      <w:r>
-        <w:rPr>
-          <w:rFonts w:ascii="Times New Roman" w:hAnsi="Times New Roman"/>
-          <w:i/>
-          <w:color w:val="FF0000"/>
-          <w:sz w:val="24"/>
-        </w:rPr>
-        <w:t>н</w:t>
-      </w:r>
-      <w:r>
-        <w:rPr>
-          <w:rFonts w:ascii="Times New Roman" w:hAnsi="Times New Roman"/>
-          <w:i/>
-          <w:color w:val="FF0000"/>
-          <w:sz w:val="24"/>
-        </w:rPr>
-        <w:t>ик:</w:t>
-      </w:r>
-      <w:r>
-        <w:rPr>
-          <w:rFonts w:ascii="Times New Roman" w:hAnsi="Times New Roman"/>
-          <w:color w:val="FF0000"/>
-          <w:sz w:val="24"/>
-        </w:rPr>
-        <w:t xml:space="preserve"> </w:t>
-      </w:r>
-      <w:r>
-        <w:rPr>
-          <w:rFonts w:ascii="Times New Roman" w:hAnsi="Times New Roman"/>
-          <w:sz w:val="24"/>
-        </w:rPr>
-        <w:t>Сла́ва Тобі́, Хри́сте Бо́же, упова́ння на́ше, сла́ва Тобі́!</w:t>
-      </w:r>
-    </w:p>
-    <w:p>
-      <w:pPr>
-        <w:pStyle w:val="Normal"/>
-        <w:spacing w:after="120"/>
-      </w:pPr>
-      <w:r>
-        <w:rPr>
-          <w:rFonts w:ascii="Times New Roman" w:hAnsi="Times New Roman"/>
-          <w:i/>
-          <w:color w:val="FF0000"/>
-          <w:sz w:val="24"/>
-        </w:rPr>
-        <w:t>Вірні:</w:t>
-      </w:r>
-      <w:r>
-        <w:rPr>
-          <w:rFonts w:ascii="Times New Roman" w:hAnsi="Times New Roman"/>
-          <w:color w:val="FF0000"/>
-          <w:sz w:val="24"/>
-        </w:rPr>
-        <w:t xml:space="preserve"> </w:t>
-      </w:r>
-      <w:r>
-        <w:rPr>
-          <w:rFonts w:ascii="Times New Roman" w:hAnsi="Times New Roman"/>
-          <w:sz w:val="24"/>
-        </w:rPr>
-        <w:t xml:space="preserve">Сла́ва Отцю́, і Си́ну, і Свято́му Ду́хові, і ни́ні, і повсякча́с, і на ві́ки вікі́в. Амі́нь. Го́споди, поми́луй. </w:t>
-      </w:r>
-      <w:r>
-        <w:rPr>
-          <w:rFonts w:ascii="Times New Roman" w:hAnsi="Times New Roman"/>
-          <w:i/>
-          <w:color w:val="FF0000"/>
-          <w:sz w:val="24"/>
-        </w:rPr>
         <w:t>(3 р.)</w:t>
       </w:r>
       <w:r>
@@ -20725,99 +20631,38 @@
     <w:p>
       <w:pPr>
         <w:spacing w:after="120"/>
-        <w:jc w:val="both"/>
-        <w:rPr>
-          <w:rFonts w:ascii="Times New Roman" w:hAnsi="Times New Roman"/>
-          <w:sz w:val="24"/>
-          <w:szCs w:val="24"/>
-        </w:rPr>
-      </w:pPr>
-      <w:r>
-        <w:rPr>
-          <w:rFonts w:ascii="Times New Roman" w:hAnsi="Times New Roman"/>
-          <w:i/>
-          <w:color w:val="FF0000"/>
-          <w:sz w:val="24"/>
-          <w:szCs w:val="24"/>
-        </w:rPr>
-        <w:t>Священик:</w:t>
-      </w:r>
-      <w:r>
-        <w:rPr>
-          <w:rFonts w:ascii="Times New Roman" w:hAnsi="Times New Roman"/>
-          <w:color w:val="FF0000"/>
-          <w:sz w:val="24"/>
-          <w:szCs w:val="24"/>
-        </w:rPr>
-        <w:t xml:space="preserve"> </w:t>
-      </w:r>
-      <w:r>
-        <w:rPr>
-          <w:rFonts w:ascii="Times New Roman" w:hAnsi="Times New Roman"/>
-          <w:sz w:val="24"/>
-          <w:szCs w:val="24"/>
-        </w:rPr>
-        <w:t>Христос, істинний Бог наш, молитвами пречистої своєї Матері, силою чесного і животворчого хреста, заступництвом чесних небесних сил безплотних, чесного і славного пророка, предтечі і х</w:t>
-      </w:r>
-      <w:r>
-        <w:rPr>
-          <w:rFonts w:ascii="Times New Roman" w:hAnsi="Times New Roman"/>
-          <w:sz w:val="24"/>
-          <w:szCs w:val="24"/>
-        </w:rPr>
-        <w:t xml:space="preserve">ристителя Йоана, святих, славних і всехвальних апостолів, святого отця нашого Миколая, архиєпископа Мирлікійського, чудотворця, святих, славних і переможних мучеників, преподобних і богоносних отців наших, святих і праведних </w:t>
-      </w:r>
-      <w:r>
-        <w:rPr>
-          <w:rFonts w:ascii="Times New Roman" w:hAnsi="Times New Roman"/>
-          <w:sz w:val="24"/>
-          <w:szCs w:val="24"/>
-        </w:rPr>
-        <w:lastRenderedPageBreak/>
-        <w:t>богоотців Йоакима й Анни, і свя</w:t>
-      </w:r>
-      <w:r>
-        <w:rPr>
-          <w:rFonts w:ascii="Times New Roman" w:hAnsi="Times New Roman"/>
-          <w:sz w:val="24"/>
-          <w:szCs w:val="24"/>
-        </w:rPr>
-        <w:t>того (</w:t>
-      </w:r>
-      <w:r>
-        <w:rPr>
-          <w:rFonts w:ascii="Times New Roman" w:hAnsi="Times New Roman"/>
-          <w:i/>
-          <w:color w:val="FF0000"/>
-          <w:sz w:val="24"/>
-          <w:szCs w:val="24"/>
-        </w:rPr>
-        <w:t>ім'я, якого є храм</w:t>
-      </w:r>
-      <w:r>
-        <w:rPr>
-          <w:rFonts w:ascii="Times New Roman" w:hAnsi="Times New Roman"/>
-          <w:sz w:val="24"/>
-          <w:szCs w:val="24"/>
-        </w:rPr>
-        <w:t xml:space="preserve">), і святих мучеників </w:t>
-      </w:r>
-      <w:r>
-        <w:rPr>
-          <w:rFonts w:ascii="Times New Roman" w:hAnsi="Times New Roman"/>
-          <w:color w:val="000000"/>
-          <w:sz w:val="24"/>
-          <w:szCs w:val="24"/>
-        </w:rPr>
-        <w:t>Акиндина, Пигасія, Афтонія, Єлпидифора й Анемподиста</w:t>
-      </w:r>
-      <w:r>
-        <w:rPr>
-          <w:rFonts w:ascii="Times New Roman" w:hAnsi="Times New Roman"/>
-          <w:sz w:val="24"/>
-          <w:szCs w:val="24"/>
-        </w:rPr>
-        <w:t>, і всіх святих, помилує і спасе нас, як благий і людинолюбний.</w:t>
+      </w:pPr>
+      <w:r>
+        <w:rPr>
+          <w:rFonts w:ascii="Times New Roman" w:hAnsi="Times New Roman"/>
+          <w:i/>
+          <w:color w:val="FF4400"/>
+          <w:sz w:val="24"/>
+        </w:rPr>
+        <w:t>Священник:</w:t>
+      </w:r>
+      <w:r>
+        <w:rPr>
+          <w:rFonts w:ascii="Times New Roman" w:hAnsi="Times New Roman"/>
+          <w:sz w:val="24"/>
+        </w:rPr>
+        <w:t xml:space="preserve"> Христос, істинний Бог наш - молитвами пречистої Своєї Матері, силою чесного і животворчого Хреста, заступництвом чесних небесних сил безтілесних, чесного і славного пророка, предтечі і хрестителя Йоана, святих славних і всехвальних апостолів, святого отця нашого Миколая, архиєпископа Мир Ликійських, чудотворця, святих славних і переможних мучеників, преподобних і богоносних отців наших, святих і праведних богоотців Йоакима й Анни, і святого, </w:t>
+      </w:r>
+      <w:r>
+        <w:rPr>
+          <w:rFonts w:ascii="Times New Roman" w:hAnsi="Times New Roman"/>
+          <w:i/>
+          <w:color w:val="FF4400"/>
+          <w:sz w:val="24"/>
+        </w:rPr>
+        <w:t>якого є храм</w:t>
+      </w:r>
+      <w:r>
+        <w:rPr>
+          <w:rFonts w:ascii="Times New Roman" w:hAnsi="Times New Roman"/>
+          <w:sz w:val="24"/>
+        </w:rPr>
+        <w:t>, і святих мучеників Акиндина, Пигасія, Афтонія, Єлпидифора й Анемподиста, і всіх святих - помилує і спасе нас як благий і людинолюбний.</w:t>
       </w:r>
     </w:p>
     <w:p>
@@ -25021,7 +24866,6 @@
           <w:i/>
           <w:color w:val="FF4400"/>
           <w:sz w:val="24"/>
-          <w:szCs w:val="24"/>
         </w:rPr>
         <w:t>Священник:</w:t>
       </w:r>
@@ -25029,17 +24873,8 @@
         <w:rPr>
           <w:rFonts w:ascii="Times New Roman" w:hAnsi="Times New Roman"/>
           <w:sz w:val="24"/>
-          <w:szCs w:val="24"/>
-        </w:rPr>
-        <w:t xml:space="preserve"> Бо Тобі належить усяка слава, честь і поклоніння, О</w:t>
-      </w:r>
-      <w:r>
-        <w:rPr>
-          <w:rFonts w:ascii="Times New Roman" w:hAnsi="Times New Roman"/>
-          <w:sz w:val="24"/>
-          <w:szCs w:val="24"/>
-        </w:rPr>
-        <w:t>тцю, і Сину, і Святому Духові, нині, і повсякчас, і на віки віків.</w:t>
+        </w:rPr>
+        <w:t xml:space="preserve"> Бо Тобі належить усяка слава, честь і поклоніння, Отцю, і Сину, і Святому Духові, нині, і повсякчас, і на віки віків.</w:t>
       </w:r>
     </w:p>
     <w:p>
@@ -25679,27 +25514,15 @@
           <w:i/>
           <w:color w:val="FF4400"/>
           <w:sz w:val="24"/>
-          <w:szCs w:val="24"/>
         </w:rPr>
         <w:t>Священник:</w:t>
       </w:r>
       <w:r>
         <w:rPr>
           <w:rFonts w:ascii="Times New Roman" w:hAnsi="Times New Roman"/>
-          <w:color w:val="000000"/>
-          <w:sz w:val="24"/>
-          <w:szCs w:val="24"/>
-        </w:rPr>
-        <w:t xml:space="preserve"> Бо Твоя є влада і Твоє є царство, і сила, і слава, Отця, і Сина, і </w:t>
-      </w:r>
-      <w:r>
-        <w:rPr>
-          <w:rFonts w:ascii="Times New Roman" w:hAnsi="Times New Roman"/>
-          <w:color w:val="000000"/>
-          <w:sz w:val="24"/>
-          <w:szCs w:val="24"/>
-        </w:rPr>
-        <w:t>Святого Духа, нині, і повсякчас, і на віки віків.</w:t>
+          <w:sz w:val="24"/>
+        </w:rPr>
+        <w:t xml:space="preserve"> Бо Твоя є влада і Твоє є царство, і сила, і слава, Отця, і Сина, і Святого Духа, нині, і повсякчас, і на віки віків.</w:t>
       </w:r>
     </w:p>
     <w:p>
@@ -26073,16 +25896,13 @@
           <w:i/>
           <w:color w:val="FF4400"/>
           <w:sz w:val="24"/>
-          <w:szCs w:val="24"/>
         </w:rPr>
         <w:t>Священник:</w:t>
       </w:r>
       <w:r>
         <w:rPr>
           <w:rFonts w:ascii="Times New Roman" w:hAnsi="Times New Roman"/>
-          <w:color w:val="000000"/>
-          <w:sz w:val="24"/>
-          <w:szCs w:val="24"/>
+          <w:sz w:val="24"/>
         </w:rPr>
         <w:t xml:space="preserve"> Бо Ти благий і людинолюбний Бог – і Тобі славу возсилаємо, Отцю, і Сину, і Святому Духові, нині, і повсякчас, і на віки віків.</w:t>
       </w:r>
@@ -27626,36 +27446,17 @@
         <w:rPr>
           <w:rFonts w:ascii="Times New Roman" w:hAnsi="Times New Roman"/>
           <w:i/>
-          <w:color w:val="FF0000"/>
-          <w:sz w:val="24"/>
-          <w:szCs w:val="24"/>
-        </w:rPr>
-        <w:t xml:space="preserve">Священник: </w:t>
-      </w:r>
-      <w:r>
-        <w:rPr>
-          <w:rFonts w:ascii="Times New Roman" w:hAnsi="Times New Roman"/>
-          <w:color w:val="000000"/>
-          <w:sz w:val="24"/>
-          <w:szCs w:val="24"/>
-        </w:rPr>
-        <w:t>Бо Ти Бог наш і Тобі славу возсилаємо: Отцю, і Сину, і Святому Духові</w:t>
-      </w:r>
-      <w:r>
-        <w:rPr>
-          <w:rFonts w:ascii="Times New Roman" w:hAnsi="Times New Roman"/>
-          <w:sz w:val="24"/>
-          <w:szCs w:val="24"/>
-        </w:rPr>
-        <w:t>, нині, і повс</w:t>
-      </w:r>
-      <w:r>
-        <w:rPr>
-          <w:rFonts w:ascii="Times New Roman" w:hAnsi="Times New Roman"/>
-          <w:sz w:val="24"/>
-          <w:szCs w:val="24"/>
-        </w:rPr>
-        <w:t>якчас, і на віки віків.</w:t>
+          <w:color w:val="FF4400"/>
+          <w:sz w:val="24"/>
+        </w:rPr>
+        <w:t>Священник:</w:t>
+      </w:r>
+      <w:r>
+        <w:rPr>
+          <w:rFonts w:ascii="Times New Roman" w:hAnsi="Times New Roman"/>
+          <w:sz w:val="24"/>
+        </w:rPr>
+        <w:t xml:space="preserve"> Бо Ти Бог наш і Тобі славу возсилаємо: Отцю, і Сину, і Святому Духові, нині, і повсякчас, і на віки віків.</w:t>
       </w:r>
     </w:p>
     <w:p>
@@ -28755,28 +28556,17 @@
         <w:rPr>
           <w:rFonts w:ascii="Times New Roman" w:hAnsi="Times New Roman"/>
           <w:i/>
-          <w:color w:val="FF0000"/>
-          <w:sz w:val="24"/>
-          <w:szCs w:val="24"/>
-        </w:rPr>
-        <w:t xml:space="preserve">Священник: </w:t>
-      </w:r>
-      <w:r>
-        <w:rPr>
-          <w:rFonts w:ascii="Times New Roman" w:hAnsi="Times New Roman"/>
-          <w:color w:val="000000"/>
-          <w:sz w:val="24"/>
-          <w:szCs w:val="24"/>
-        </w:rPr>
-        <w:t>Бо Ти цар миру і Спас душ наших – і Тобі славу возсилаємо, Отцю, і Сину, і Святому Духові</w:t>
-      </w:r>
-      <w:r>
-        <w:rPr>
-          <w:rFonts w:ascii="Times New Roman" w:hAnsi="Times New Roman"/>
-          <w:sz w:val="24"/>
-          <w:szCs w:val="24"/>
-        </w:rPr>
-        <w:t>, нині, і повсякчас, і на віки віків.</w:t>
+          <w:color w:val="FF4400"/>
+          <w:sz w:val="24"/>
+        </w:rPr>
+        <w:t>Священник:</w:t>
+      </w:r>
+      <w:r>
+        <w:rPr>
+          <w:rFonts w:ascii="Times New Roman" w:hAnsi="Times New Roman"/>
+          <w:sz w:val="24"/>
+        </w:rPr>
+        <w:t xml:space="preserve"> Бо Ти цар миру і Спас душ наших – і Тобі славу возсилаємо, Отцю, і Сину, і Святому Духові, нині, і повсякчас, і на віки віків.</w:t>
       </w:r>
     </w:p>
     <w:p>
@@ -32434,18 +32224,15 @@
           <w:i/>
           <w:color w:val="FF4400"/>
           <w:sz w:val="24"/>
-          <w:szCs w:val="24"/>
-        </w:rPr>
-        <w:t xml:space="preserve">Священник: </w:t>
-      </w:r>
-      <w:r>
-        <w:rPr>
-          <w:rFonts w:ascii="Times New Roman" w:hAnsi="Times New Roman"/>
-          <w:color w:val="000000"/>
-          <w:sz w:val="24"/>
-          <w:szCs w:val="24"/>
-        </w:rPr>
-        <w:t>Бо до Тебе належить милувати і спасати нас, Боже наш, і Тобі славу возсилаємо, Отцю, і Сину, і Святому Духові, нині, і повсякчас, і на віки віків.</w:t>
+        </w:rPr>
+        <w:t>Священник:</w:t>
+      </w:r>
+      <w:r>
+        <w:rPr>
+          <w:rFonts w:ascii="Times New Roman" w:hAnsi="Times New Roman"/>
+          <w:sz w:val="24"/>
+        </w:rPr>
+        <w:t xml:space="preserve"> Бо до Тебе належить милувати і спасати нас, Боже наш, і Тобі славу возсилаємо, Отцю, і Сину, і Святому Духові, нині, і повсякчас, і на віки віків.</w:t>
       </w:r>
     </w:p>
     <w:p>
@@ -34520,9 +34307,8 @@
         <w:rPr>
           <w:rFonts w:ascii="Times New Roman" w:hAnsi="Times New Roman"/>
           <w:i/>
-          <w:color w:val="FF0000"/>
-          <w:sz w:val="24"/>
-          <w:szCs w:val="24"/>
+          <w:color w:val="FF4400"/>
+          <w:sz w:val="24"/>
         </w:rPr>
         <w:t>Священник:</w:t>
       </w:r>
@@ -34530,7 +34316,6 @@
         <w:rPr>
           <w:rFonts w:ascii="Times New Roman" w:hAnsi="Times New Roman"/>
           <w:sz w:val="24"/>
-          <w:szCs w:val="24"/>
         </w:rPr>
         <w:t xml:space="preserve"> Бо Твоє є царство, і сила, і слава, Отця, і Сина, і Святого Духа, нині, і повсякчас, і на віки віків.</w:t>
       </w:r>
@@ -35040,17 +34825,15 @@
           <w:i/>
           <w:color w:val="FF4400"/>
           <w:sz w:val="24"/>
-          <w:szCs w:val="24"/>
-        </w:rPr>
-        <w:t xml:space="preserve">Священник: </w:t>
-      </w:r>
-      <w:r>
-        <w:rPr>
-          <w:rFonts w:ascii="Times New Roman" w:hAnsi="Times New Roman"/>
-          <w:sz w:val="24"/>
-          <w:szCs w:val="24"/>
-        </w:rPr>
-        <w:t>Бо милостивий і людинолюбний Бог єси, і Тобі славу возсилаємо, Отцю, і Сину, і Святому Духові, нині, і повсякчас, і на віки віків.</w:t>
+        </w:rPr>
+        <w:t>Священник:</w:t>
+      </w:r>
+      <w:r>
+        <w:rPr>
+          <w:rFonts w:ascii="Times New Roman" w:hAnsi="Times New Roman"/>
+          <w:sz w:val="24"/>
+        </w:rPr>
+        <w:t xml:space="preserve"> Бо милостивий і людинолюбний Бог єси, і Тобі славу возсилаємо, Отцю, і Сину, і Святому Духові, нині, і повсякчас, і на віки віків.</w:t>
       </w:r>
     </w:p>
     <w:p>
@@ -35171,20 +34954,76 @@
         <w:rPr>
           <w:rFonts w:ascii="Times New Roman" w:hAnsi="Times New Roman"/>
           <w:i/>
+          <w:color w:val="FF4400"/>
+          <w:sz w:val="24"/>
+        </w:rPr>
+        <w:t>Священник:</w:t>
+      </w:r>
+      <w:r>
+        <w:rPr>
+          <w:rFonts w:ascii="Times New Roman" w:hAnsi="Times New Roman"/>
+          <w:sz w:val="24"/>
+        </w:rPr>
+        <w:t xml:space="preserve"> Благослове́нний Христо́с Бог наш, за́вжди, ни́ні, і повсякча́с, і на ві́ки вікі́в.</w:t>
+      </w:r>
+    </w:p>
+    <w:p>
+      <w:pPr>
+        <w:pStyle w:val="Normal"/>
+        <w:spacing w:after="120"/>
+      </w:pPr>
+      <w:r>
+        <w:rPr>
+          <w:rFonts w:ascii="Times New Roman" w:hAnsi="Times New Roman"/>
+          <w:i/>
           <w:color w:val="FF0000"/>
           <w:sz w:val="24"/>
         </w:rPr>
-        <w:t>Священ</w:t>
-      </w:r>
-      <w:r>
-        <w:rPr>
-          <w:rFonts w:ascii="Times New Roman" w:hAnsi="Times New Roman"/>
-          <w:i/>
+        <w:t>Вірні:</w:t>
+      </w:r>
+      <w:r>
+        <w:rPr>
+          <w:rFonts w:ascii="Times New Roman" w:hAnsi="Times New Roman"/>
           <w:color w:val="FF0000"/>
           <w:sz w:val="24"/>
         </w:rPr>
-        <w:t>н</w:t>
-      </w:r>
+        <w:t xml:space="preserve"> </w:t>
+      </w:r>
+      <w:r>
+        <w:rPr>
+          <w:rFonts w:ascii="Times New Roman" w:hAnsi="Times New Roman"/>
+          <w:sz w:val="24"/>
+        </w:rPr>
+        <w:t>Амі́нь. Утверди́, Бо́же, святу́ правосла́вну ві́ру на ві́ки вікі́в.</w:t>
+      </w:r>
+    </w:p>
+    <w:p>
+      <w:pPr>
+        <w:pStyle w:val="Normal"/>
+        <w:spacing w:after="120"/>
+      </w:pPr>
+      <w:r>
+        <w:rPr>
+          <w:rFonts w:ascii="Times New Roman" w:hAnsi="Times New Roman"/>
+          <w:i/>
+          <w:color w:val="FF4400"/>
+          <w:sz w:val="24"/>
+        </w:rPr>
+        <w:t>Священник:</w:t>
+      </w:r>
+      <w:r>
+        <w:rPr>
+          <w:rFonts w:ascii="Times New Roman" w:hAnsi="Times New Roman"/>
+          <w:sz w:val="24"/>
+        </w:rPr>
+        <w:t xml:space="preserve"> Пресвята́ Богоро́дице, спаси́ нас.</w:t>
+      </w:r>
+    </w:p>
+    <w:p>
+      <w:pPr>
+        <w:pStyle w:val="Normal"/>
+        <w:spacing w:after="120"/>
+      </w:pPr>
       <w:r>
         <w:rPr>
           <w:rFonts w:ascii="Times New Roman" w:hAnsi="Times New Roman"/>
@@ -35192,7 +35031,7 @@
           <w:color w:val="FF0000"/>
           <w:sz w:val="24"/>
         </w:rPr>
-        <w:t>ик:</w:t>
+        <w:t>Вірні:</w:t>
       </w:r>
       <w:r>
         <w:rPr>
@@ -35207,7 +35046,7 @@
           <w:rFonts w:ascii="Times New Roman" w:hAnsi="Times New Roman"/>
           <w:sz w:val="24"/>
         </w:rPr>
-        <w:t>Благослове́нний Христо́с Бог наш, за́вжди, ни́ні, і повсякча́с, і на ві́ки вікі́в.</w:t>
+        <w:t>Чесні́шу від херуви́мів* і незрівня́нно славні́шу від серафи́мів,* що без зотлі́ння Бо́га Сло́во породи́ла,* су́щу Богоро́дицю, тебе́ велича́ємо.</w:t>
       </w:r>
     </w:p>
     <w:p>
@@ -35219,6 +35058,28 @@
         <w:rPr>
           <w:rFonts w:ascii="Times New Roman" w:hAnsi="Times New Roman"/>
           <w:i/>
+          <w:color w:val="FF4400"/>
+          <w:sz w:val="24"/>
+        </w:rPr>
+        <w:t>Священник:</w:t>
+      </w:r>
+      <w:r>
+        <w:rPr>
+          <w:rFonts w:ascii="Times New Roman" w:hAnsi="Times New Roman"/>
+          <w:sz w:val="24"/>
+        </w:rPr>
+        <w:t xml:space="preserve"> Сла́ва Тобі́, Хри́сте Бо́же, упова́ння на́ше, сла́ва Тобі́!</w:t>
+      </w:r>
+    </w:p>
+    <w:p>
+      <w:pPr>
+        <w:pStyle w:val="Normal"/>
+        <w:spacing w:after="120"/>
+      </w:pPr>
+      <w:r>
+        <w:rPr>
+          <w:rFonts w:ascii="Times New Roman" w:hAnsi="Times New Roman"/>
+          <w:i/>
           <w:color w:val="FF0000"/>
           <w:sz w:val="24"/>
         </w:rPr>
@@ -35237,14 +35098,8 @@
           <w:rFonts w:ascii="Times New Roman" w:hAnsi="Times New Roman"/>
           <w:sz w:val="24"/>
         </w:rPr>
-        <w:t>Амі́нь. Утверди́, Бо́же, святу́ правосла́вну ві́ру на ві́ки вікі́в.</w:t>
-      </w:r>
-    </w:p>
-    <w:p>
-      <w:pPr>
-        <w:pStyle w:val="Normal"/>
-        <w:spacing w:after="120"/>
-      </w:pPr>
+        <w:t xml:space="preserve">Сла́ва Отцю́, і Си́ну, і Свято́му Ду́хові, і ни́ні, і повсякча́с, і на ві́ки вікі́в. Амі́нь. Го́споди, поми́луй. </w:t>
+      </w:r>
       <w:r>
         <w:rPr>
           <w:rFonts w:ascii="Times New Roman" w:hAnsi="Times New Roman"/>
@@ -35252,156 +35107,6 @@
           <w:color w:val="FF0000"/>
           <w:sz w:val="24"/>
         </w:rPr>
-        <w:t>Священ</w:t>
-      </w:r>
-      <w:r>
-        <w:rPr>
-          <w:rFonts w:ascii="Times New Roman" w:hAnsi="Times New Roman"/>
-          <w:i/>
-          <w:color w:val="FF0000"/>
-          <w:sz w:val="24"/>
-        </w:rPr>
-        <w:t>н</w:t>
-      </w:r>
-      <w:r>
-        <w:rPr>
-          <w:rFonts w:ascii="Times New Roman" w:hAnsi="Times New Roman"/>
-          <w:i/>
-          <w:color w:val="FF0000"/>
-          <w:sz w:val="24"/>
-        </w:rPr>
-        <w:t>ик:</w:t>
-      </w:r>
-      <w:r>
-        <w:rPr>
-          <w:rFonts w:ascii="Times New Roman" w:hAnsi="Times New Roman"/>
-          <w:color w:val="FF0000"/>
-          <w:sz w:val="24"/>
-        </w:rPr>
-        <w:t xml:space="preserve"> </w:t>
-      </w:r>
-      <w:r>
-        <w:rPr>
-          <w:rFonts w:ascii="Times New Roman" w:hAnsi="Times New Roman"/>
-          <w:sz w:val="24"/>
-        </w:rPr>
-        <w:t>Пресвята́ Богоро́дице, спаси́ нас.</w:t>
-      </w:r>
-    </w:p>
-    <w:p>
-      <w:pPr>
-        <w:pStyle w:val="Normal"/>
-        <w:spacing w:after="120"/>
-      </w:pPr>
-      <w:r>
-        <w:rPr>
-          <w:rFonts w:ascii="Times New Roman" w:hAnsi="Times New Roman"/>
-          <w:i/>
-          <w:color w:val="FF0000"/>
-          <w:sz w:val="24"/>
-        </w:rPr>
-        <w:t>Вірні:</w:t>
-      </w:r>
-      <w:r>
-        <w:rPr>
-          <w:rFonts w:ascii="Times New Roman" w:hAnsi="Times New Roman"/>
-          <w:color w:val="FF0000"/>
-          <w:sz w:val="24"/>
-        </w:rPr>
-        <w:t xml:space="preserve"> </w:t>
-      </w:r>
-      <w:r>
-        <w:rPr>
-          <w:rFonts w:ascii="Times New Roman" w:hAnsi="Times New Roman"/>
-          <w:sz w:val="24"/>
-        </w:rPr>
-        <w:t>Чесні́шу від херуви́мів* і незрівня́нно славні́шу від серафи́мів,* що без зотлі́ння Бо́га Сло́во породи́ла,* су́щу Богоро́дицю, тебе́ велича́ємо.</w:t>
-      </w:r>
-    </w:p>
-    <w:p>
-      <w:pPr>
-        <w:pStyle w:val="Normal"/>
-        <w:spacing w:after="120"/>
-      </w:pPr>
-      <w:r>
-        <w:rPr>
-          <w:rFonts w:ascii="Times New Roman" w:hAnsi="Times New Roman"/>
-          <w:i/>
-          <w:color w:val="FF0000"/>
-          <w:sz w:val="24"/>
-        </w:rPr>
-        <w:t>Священ</w:t>
-      </w:r>
-      <w:r>
-        <w:rPr>
-          <w:rFonts w:ascii="Times New Roman" w:hAnsi="Times New Roman"/>
-          <w:i/>
-          <w:color w:val="FF0000"/>
-          <w:sz w:val="24"/>
-        </w:rPr>
-        <w:t>н</w:t>
-      </w:r>
-      <w:r>
-        <w:rPr>
-          <w:rFonts w:ascii="Times New Roman" w:hAnsi="Times New Roman"/>
-          <w:i/>
-          <w:color w:val="FF0000"/>
-          <w:sz w:val="24"/>
-        </w:rPr>
-        <w:t>ик:</w:t>
-      </w:r>
-      <w:r>
-        <w:rPr>
-          <w:rFonts w:ascii="Times New Roman" w:hAnsi="Times New Roman"/>
-          <w:color w:val="FF0000"/>
-          <w:sz w:val="24"/>
-        </w:rPr>
-        <w:t xml:space="preserve"> </w:t>
-      </w:r>
-      <w:r>
-        <w:rPr>
-          <w:rFonts w:ascii="Times New Roman" w:hAnsi="Times New Roman"/>
-          <w:sz w:val="24"/>
-        </w:rPr>
-        <w:t>Сла́ва Тобі́, Хри́сте Бо́же, упова́ння на́ше, сла́ва Тобі́!</w:t>
-      </w:r>
-    </w:p>
-    <w:p>
-      <w:pPr>
-        <w:pStyle w:val="Normal"/>
-        <w:spacing w:after="120"/>
-      </w:pPr>
-      <w:r>
-        <w:rPr>
-          <w:rFonts w:ascii="Times New Roman" w:hAnsi="Times New Roman"/>
-          <w:i/>
-          <w:color w:val="FF0000"/>
-          <w:sz w:val="24"/>
-        </w:rPr>
-        <w:t>Вірні:</w:t>
-      </w:r>
-      <w:r>
-        <w:rPr>
-          <w:rFonts w:ascii="Times New Roman" w:hAnsi="Times New Roman"/>
-          <w:color w:val="FF0000"/>
-          <w:sz w:val="24"/>
-        </w:rPr>
-        <w:t xml:space="preserve"> </w:t>
-      </w:r>
-      <w:r>
-        <w:rPr>
-          <w:rFonts w:ascii="Times New Roman" w:hAnsi="Times New Roman"/>
-          <w:sz w:val="24"/>
-        </w:rPr>
-        <w:t xml:space="preserve">Сла́ва Отцю́, і Си́ну, і Свято́му Ду́хові, і ни́ні, і повсякча́с, і на ві́ки вікі́в. Амі́нь. Го́споди, поми́луй. </w:t>
-      </w:r>
-      <w:r>
-        <w:rPr>
-          <w:rFonts w:ascii="Times New Roman" w:hAnsi="Times New Roman"/>
-          <w:i/>
-          <w:color w:val="FF0000"/>
-          <w:sz w:val="24"/>
-        </w:rPr>
         <w:t>(3 р.)</w:t>
       </w:r>
       <w:r>
@@ -35415,101 +35120,38 @@
     <w:p>
       <w:pPr>
         <w:spacing w:after="120"/>
-        <w:jc w:val="both"/>
-        <w:rPr>
-          <w:rFonts w:ascii="Times New Roman" w:hAnsi="Times New Roman"/>
-          <w:sz w:val="24"/>
-          <w:szCs w:val="24"/>
-        </w:rPr>
-      </w:pPr>
-      <w:r>
-        <w:rPr>
-          <w:rFonts w:ascii="Times New Roman" w:hAnsi="Times New Roman"/>
-          <w:i/>
-          <w:color w:val="FF0000"/>
-          <w:sz w:val="24"/>
-          <w:szCs w:val="24"/>
-        </w:rPr>
-        <w:t>Свя</w:t>
-      </w:r>
-      <w:r>
-        <w:rPr>
-          <w:rFonts w:ascii="Times New Roman" w:hAnsi="Times New Roman"/>
-          <w:i/>
-          <w:color w:val="FF0000"/>
-          <w:sz w:val="24"/>
-          <w:szCs w:val="24"/>
-        </w:rPr>
-        <w:t>щеник:</w:t>
-      </w:r>
-      <w:r>
-        <w:rPr>
-          <w:rFonts w:ascii="Times New Roman" w:hAnsi="Times New Roman"/>
-          <w:color w:val="FF0000"/>
-          <w:sz w:val="24"/>
-          <w:szCs w:val="24"/>
-        </w:rPr>
-        <w:t xml:space="preserve"> </w:t>
-      </w:r>
-      <w:r>
-        <w:rPr>
-          <w:rFonts w:ascii="Times New Roman" w:hAnsi="Times New Roman"/>
-          <w:sz w:val="24"/>
-          <w:szCs w:val="24"/>
-        </w:rPr>
-        <w:t>Христос, істинний Бог наш, молитвами пречистої своєї Матері, силою чесного і животворчого хреста, заступництвом чесних небесних сил безплотних, чесного і славного пророка, предтечі і христителя Йоана, святих, славних і всехвальних апостолів, святого</w:t>
-      </w:r>
-      <w:r>
-        <w:rPr>
-          <w:rFonts w:ascii="Times New Roman" w:hAnsi="Times New Roman"/>
-          <w:sz w:val="24"/>
-          <w:szCs w:val="24"/>
-        </w:rPr>
-        <w:t xml:space="preserve"> отця нашого Миколая, архиєпископа Мирлікійського, чудотворця, святих, славних і переможних мучеників, преподобних і богоносних отців наших, святих і праведних богоотців Йоакима й Анни, і святого (</w:t>
-      </w:r>
-      <w:r>
-        <w:rPr>
-          <w:rFonts w:ascii="Times New Roman" w:hAnsi="Times New Roman"/>
-          <w:i/>
-          <w:color w:val="FF0000"/>
-          <w:sz w:val="24"/>
-          <w:szCs w:val="24"/>
-        </w:rPr>
-        <w:t>ім'я, якого є храм</w:t>
-      </w:r>
-      <w:r>
-        <w:rPr>
-          <w:rFonts w:ascii="Times New Roman" w:hAnsi="Times New Roman"/>
-          <w:sz w:val="24"/>
-          <w:szCs w:val="24"/>
-        </w:rPr>
-        <w:t xml:space="preserve">), і святих мучеників </w:t>
-      </w:r>
-      <w:r>
-        <w:rPr>
-          <w:rFonts w:ascii="Times New Roman" w:hAnsi="Times New Roman"/>
-          <w:color w:val="000000"/>
-          <w:sz w:val="24"/>
-          <w:szCs w:val="24"/>
-        </w:rPr>
-        <w:t xml:space="preserve">Акиндина, Пигасія, </w:t>
-      </w:r>
-      <w:r>
-        <w:rPr>
-          <w:rFonts w:ascii="Times New Roman" w:hAnsi="Times New Roman"/>
-          <w:color w:val="000000"/>
-          <w:sz w:val="24"/>
-          <w:szCs w:val="24"/>
-        </w:rPr>
-        <w:t>Афтонія, Єлпидифора й Анемподиста</w:t>
-      </w:r>
-      <w:r>
-        <w:rPr>
-          <w:rFonts w:ascii="Times New Roman" w:hAnsi="Times New Roman"/>
-          <w:sz w:val="24"/>
-          <w:szCs w:val="24"/>
-        </w:rPr>
-        <w:t>, і всіх святих, помилує і спасе нас, як благий і людинолюбний.</w:t>
+      </w:pPr>
+      <w:r>
+        <w:rPr>
+          <w:rFonts w:ascii="Times New Roman" w:hAnsi="Times New Roman"/>
+          <w:i/>
+          <w:color w:val="FF4400"/>
+          <w:sz w:val="24"/>
+        </w:rPr>
+        <w:t>Священник:</w:t>
+      </w:r>
+      <w:r>
+        <w:rPr>
+          <w:rFonts w:ascii="Times New Roman" w:hAnsi="Times New Roman"/>
+          <w:sz w:val="24"/>
+        </w:rPr>
+        <w:t xml:space="preserve"> Христос, істинний Бог наш - молитвами пречистої Своєї Матері, силою чесного і животворчого Хреста, заступництвом чесних небесних сил безтілесних, чесного і славного пророка, предтечі і хрестителя Йоана, святих славних і всехвальних апостолів, святого отця нашого Миколая, архиєпископа Мир Ликійських, чудотворця, святих славних і переможних мучеників, преподобних і богоносних отців наших, святих і праведних богоотців Йоакима й Анни, і святого, </w:t>
+      </w:r>
+      <w:r>
+        <w:rPr>
+          <w:rFonts w:ascii="Times New Roman" w:hAnsi="Times New Roman"/>
+          <w:i/>
+          <w:color w:val="FF4400"/>
+          <w:sz w:val="24"/>
+        </w:rPr>
+        <w:t>якого є храм</w:t>
+      </w:r>
+      <w:r>
+        <w:rPr>
+          <w:rFonts w:ascii="Times New Roman" w:hAnsi="Times New Roman"/>
+          <w:sz w:val="24"/>
+        </w:rPr>
+        <w:t>, і святих мучеників Акиндина, Пигасія, Афтонія, Єлпидифора й Анемподиста, і всіх святих - помилує і спасе нас як благий і людинолюбний.</w:t>
       </w:r>
     </w:p>
     <w:p>
